--- a/submission/设计文档.docx
+++ b/submission/设计文档.docx
@@ -2,7 +2,7 @@
 <file path=word/document.xml><?xml version="1.0" encoding="utf-8"?>
 <w:document xmlns:w="http://schemas.openxmlformats.org/wordprocessingml/2006/main" xmlns:m="http://schemas.openxmlformats.org/officeDocument/2006/math" xmlns:r="http://schemas.openxmlformats.org/officeDocument/2006/relationships" xmlns:o="urn:schemas-microsoft-com:office:office" xmlns:v="urn:schemas-microsoft-com:vml" xmlns:w10="urn:schemas-microsoft-com:office:word" xmlns:a="http://schemas.openxmlformats.org/drawingml/2006/main" xmlns:pic="http://schemas.openxmlformats.org/drawingml/2006/picture" xmlns:wp="http://schemas.openxmlformats.org/drawingml/2006/wordprocessingDrawing">
   <w:body>
-    <w:bookmarkStart w:id="37" w:name="建木-skilltree-基于技能树的去绩点化能力评价体系"/>
+    <w:bookmarkStart w:id="38" w:name="建木-skilltree-基于技能树的去绩点化能力评价体系"/>
     <w:p>
       <w:pPr>
         <w:pStyle w:val="Heading1"/>
@@ -5023,7 +5023,7 @@
       </w:r>
     </w:p>
     <w:bookmarkEnd w:id="31"/>
-    <w:bookmarkStart w:id="36" w:name="大赛提交版摘要一〇七杯智能体赛道"/>
+    <w:bookmarkStart w:id="37" w:name="大赛提交版摘要一〇七杯智能体赛道"/>
     <w:p>
       <w:pPr>
         <w:pStyle w:val="Heading2"/>
@@ -6402,7 +6402,7 @@
               <w:rPr>
                 <w:rFonts w:hint="eastAsia"/>
               </w:rPr>
-              <w:t xml:space="preserve">；五套主题（默认科大配色）</w:t>
+              <w:t xml:space="preserve">；五套主题（默认科大配色）；静态演示模式含「评测回放」</w:t>
             </w:r>
           </w:p>
         </w:tc>
@@ -7036,8 +7036,160 @@
       </w:r>
     </w:p>
     <w:bookmarkEnd w:id="35"/>
+    <w:bookmarkStart w:id="36" w:name="可验证性30-秒可点开验证"/>
+    <w:p>
+      <w:pPr>
+        <w:pStyle w:val="Heading3"/>
+      </w:pPr>
+      <w:r>
+        <w:t xml:space="preserve">10.5 </w:t>
+      </w:r>
+      <w:r>
+        <w:rPr>
+          <w:rFonts w:hint="eastAsia"/>
+        </w:rPr>
+        <w:t xml:space="preserve">可验证性（30</w:t>
+      </w:r>
+      <w:r>
+        <w:t xml:space="preserve"> </w:t>
+      </w:r>
+      <w:r>
+        <w:rPr>
+          <w:rFonts w:hint="eastAsia"/>
+        </w:rPr>
+        <w:t xml:space="preserve">秒可点开验证）</w:t>
+      </w:r>
+    </w:p>
+    <w:p>
+      <w:pPr>
+        <w:pStyle w:val="Compact"/>
+        <w:numPr>
+          <w:ilvl w:val="0"/>
+          <w:numId w:val="1008"/>
+        </w:numPr>
+      </w:pPr>
+      <w:r>
+        <w:rPr>
+          <w:rFonts w:hint="eastAsia"/>
+          <w:b/>
+          <w:bCs/>
+        </w:rPr>
+        <w:t xml:space="preserve">在线演示（零安装）</w:t>
+      </w:r>
+      <w:r>
+        <w:rPr>
+          <w:rFonts w:hint="eastAsia"/>
+        </w:rPr>
+        <w:t xml:space="preserve">：https://que3sui.github.io/skilltree/</w:t>
+      </w:r>
+      <w:r>
+        <w:t xml:space="preserve"> —— </w:t>
+      </w:r>
+      <w:r>
+        <w:rPr>
+          <w:rFonts w:hint="eastAsia"/>
+        </w:rPr>
+        <w:t xml:space="preserve">静态演示包含三学科本体与</w:t>
+      </w:r>
+      <w:r>
+        <w:t xml:space="preserve"> </w:t>
+      </w:r>
+      <w:r>
+        <w:rPr>
+          <w:rFonts w:hint="eastAsia"/>
+        </w:rPr>
+        <w:t xml:space="preserve">真实模型评测报告；演示模式的「评测回放」按真实报告数据回放四</w:t>
+      </w:r>
+      <w:r>
+        <w:t xml:space="preserve"> agent </w:t>
+      </w:r>
+      <w:r>
+        <w:rPr>
+          <w:rFonts w:hint="eastAsia"/>
+        </w:rPr>
+        <w:t xml:space="preserve">全过程；</w:t>
+      </w:r>
+    </w:p>
+    <w:p>
+      <w:pPr>
+        <w:pStyle w:val="Compact"/>
+        <w:numPr>
+          <w:ilvl w:val="0"/>
+          <w:numId w:val="1008"/>
+        </w:numPr>
+      </w:pPr>
+      <w:r>
+        <w:rPr>
+          <w:rFonts w:hint="eastAsia"/>
+          <w:b/>
+          <w:bCs/>
+        </w:rPr>
+        <w:t xml:space="preserve">源代码与本体</w:t>
+      </w:r>
+      <w:r>
+        <w:rPr>
+          <w:rFonts w:hint="eastAsia"/>
+        </w:rPr>
+        <w:t xml:space="preserve">：https://github.com/que3sui/skilltree</w:t>
+      </w:r>
+      <w:r>
+        <w:t xml:space="preserve"> —— CI </w:t>
+      </w:r>
+      <w:r>
+        <w:rPr>
+          <w:rFonts w:hint="eastAsia"/>
+        </w:rPr>
+        <w:t xml:space="preserve">质量门禁与样本测试双绿，</w:t>
+      </w:r>
+      <w:r>
+        <w:t xml:space="preserve"> </w:t>
+      </w:r>
+      <w:r>
+        <w:t xml:space="preserve">v1.0.0 </w:t>
+      </w:r>
+      <w:r>
+        <w:rPr>
+          <w:rFonts w:hint="eastAsia"/>
+        </w:rPr>
+        <w:t xml:space="preserve">已发布；</w:t>
+      </w:r>
+    </w:p>
+    <w:p>
+      <w:pPr>
+        <w:pStyle w:val="Compact"/>
+        <w:numPr>
+          <w:ilvl w:val="0"/>
+          <w:numId w:val="1008"/>
+        </w:numPr>
+      </w:pPr>
+      <w:r>
+        <w:rPr>
+          <w:rFonts w:hint="eastAsia"/>
+          <w:b/>
+          <w:bCs/>
+        </w:rPr>
+        <w:t xml:space="preserve">提交包内报告</w:t>
+      </w:r>
+      <w:r>
+        <w:rPr>
+          <w:b/>
+          <w:bCs/>
+        </w:rPr>
+        <w:t xml:space="preserve"> JSON</w:t>
+      </w:r>
+      <w:r>
+        <w:t xml:space="preserve"> </w:t>
+      </w:r>
+      <w:r>
+        <w:rPr>
+          <w:rFonts w:hint="eastAsia"/>
+        </w:rPr>
+        <w:t xml:space="preserve">均带证据指纹与复现命令，可与在线演示逐项对照。</w:t>
+      </w:r>
+    </w:p>
     <w:bookmarkEnd w:id="36"/>
     <w:bookmarkEnd w:id="37"/>
+    <w:bookmarkEnd w:id="38"/>
     <w:sectPr>
       <w:footnotePr>
         <w:numRestart w:val="eachSect"/>
@@ -7467,6 +7619,9 @@
     <w:lvlOverride w:ilvl="8">
       <w:startOverride w:val="1"/>
     </w:lvlOverride>
+  </w:num>
+  <w:num w:numId="1008">
+    <w:abstractNumId w:val="991"/>
   </w:num>
 </w:numbering>
 </file>

--- a/submission/设计文档.docx
+++ b/submission/设计文档.docx
@@ -7098,7 +7098,64 @@
         <w:rPr>
           <w:rFonts w:hint="eastAsia"/>
         </w:rPr>
-        <w:t xml:space="preserve">真实模型评测报告；演示模式的「评测回放」按真实报告数据回放四</w:t>
+        <w:t xml:space="preserve">真实模型评测报告（含三个真实第三方开源项目的</w:t>
+      </w:r>
+      <w:r>
+        <w:t xml:space="preserve"> GitHub </w:t>
+      </w:r>
+      <w:r>
+        <w:rPr>
+          <w:rFonts w:hint="eastAsia"/>
+        </w:rPr>
+        <w:t xml:space="preserve">直评梯度战报：Hello-World</w:t>
+      </w:r>
+      <w:r>
+        <w:t xml:space="preserve"> 0/41</w:t>
+      </w:r>
+      <w:r>
+        <w:t xml:space="preserve"> </w:t>
+      </w:r>
+      <w:r>
+        <w:rPr>
+          <w:rFonts w:hint="eastAsia"/>
+        </w:rPr>
+        <w:t xml:space="preserve">高风险</w:t>
+      </w:r>
+      <w:r>
+        <w:t xml:space="preserve"> / kilo 14/41 </w:t>
+      </w:r>
+      <w:r>
+        <w:rPr>
+          <w:rFonts w:hint="eastAsia"/>
+        </w:rPr>
+        <w:t xml:space="preserve">中风险</w:t>
+      </w:r>
+      <w:r>
+        <w:t xml:space="preserve"> 7 </w:t>
+      </w:r>
+      <w:r>
+        <w:rPr>
+          <w:rFonts w:hint="eastAsia"/>
+        </w:rPr>
+        <w:t xml:space="preserve">项仲裁降级</w:t>
+      </w:r>
+      <w:r>
+        <w:t xml:space="preserve"> / chalk 18/41 </w:t>
+      </w:r>
+      <w:r>
+        <w:rPr>
+          <w:rFonts w:hint="eastAsia"/>
+        </w:rPr>
+        <w:t xml:space="preserve">低风险零降级）；演示模式的</w:t>
+      </w:r>
+      <w:r>
+        <w:t xml:space="preserve"> </w:t>
+      </w:r>
+      <w:r>
+        <w:rPr>
+          <w:rFonts w:hint="eastAsia"/>
+        </w:rPr>
+        <w:t xml:space="preserve">「评测回放」按真实报告数据回放四</w:t>
       </w:r>
       <w:r>
         <w:t xml:space="preserve"> agent </w:t>
